--- a/journal/manuscript_v3_ko.docx
+++ b/journal/manuscript_v3_ko.docx
@@ -2071,17 +2071,802 @@
         <w:t xml:space="preserve">명세별 기술범위 결정요인(N = 928; 미국 출원청이 기준; 괄호 안은 표준오차; * p &lt; 0.10, ** p &lt; 0.05, *** p &lt; 0.01).</w:t>
       </w:r>
     </w:p>
-    <w:p>
-      <w:pPr>
-        <w:pStyle w:val="BodyText"/>
-      </w:pPr>
-      <w:r>
-        <w:t xml:space="preserve">| OLS | OLS(로버스트) | Poisson | 음이항 |</w:t>
-      </w:r>
-      <w:r>
-        <w:br/>
-      </w:r>
-    </w:p>
+    <w:tbl>
+      <w:tblPr>
+        <w:tblStyle w:val="Table"/>
+        <w:tblW w:type="pct" w:w="5000"/>
+        <w:tblLayout w:type="fixed"/>
+        <w:tblLook w:firstRow="1" w:lastRow="0" w:firstColumn="0" w:lastColumn="0" w:noHBand="0" w:noVBand="0" w:val="0020"/>
+      </w:tblPr>
+      <w:tblGrid>
+        <w:gridCol w:w="1033"/>
+        <w:gridCol w:w="1721"/>
+        <w:gridCol w:w="1721"/>
+        <w:gridCol w:w="1721"/>
+        <w:gridCol w:w="1721"/>
+      </w:tblGrid>
+      <w:tr>
+        <w:trPr>
+          <w:tblHeader w:val="on"/>
+        </w:trPr>
+        <w:tc>
+          <w:tcPr/>
+          <w:p>
+            <w:pPr>
+              <w:pStyle w:val="Compact"/>
+            </w:pPr>
+          </w:p>
+        </w:tc>
+        <w:tc>
+          <w:tcPr/>
+          <w:p>
+            <w:pPr>
+              <w:pStyle w:val="Compact"/>
+              <w:jc w:val="center"/>
+            </w:pPr>
+            <w:r>
+              <w:t xml:space="preserve">OLS</w:t>
+            </w:r>
+          </w:p>
+        </w:tc>
+        <w:tc>
+          <w:tcPr/>
+          <w:p>
+            <w:pPr>
+              <w:pStyle w:val="Compact"/>
+              <w:jc w:val="center"/>
+            </w:pPr>
+            <w:r>
+              <w:t xml:space="preserve">OLS(로버스트)</w:t>
+            </w:r>
+          </w:p>
+        </w:tc>
+        <w:tc>
+          <w:tcPr/>
+          <w:p>
+            <w:pPr>
+              <w:pStyle w:val="Compact"/>
+              <w:jc w:val="center"/>
+            </w:pPr>
+            <w:r>
+              <w:t xml:space="preserve">Poisson</w:t>
+            </w:r>
+          </w:p>
+        </w:tc>
+        <w:tc>
+          <w:tcPr/>
+          <w:p>
+            <w:pPr>
+              <w:pStyle w:val="Compact"/>
+              <w:jc w:val="center"/>
+            </w:pPr>
+            <w:r>
+              <w:t xml:space="preserve">음이항</w:t>
+            </w:r>
+          </w:p>
+        </w:tc>
+      </w:tr>
+      <w:tr>
+        <w:tc>
+          <w:tcPr/>
+          <w:p>
+            <w:pPr>
+              <w:pStyle w:val="Compact"/>
+            </w:pPr>
+            <w:r>
+              <w:t xml:space="preserve">출원연도(yc)</w:t>
+            </w:r>
+          </w:p>
+        </w:tc>
+        <w:tc>
+          <w:tcPr/>
+          <w:p>
+            <w:pPr>
+              <w:pStyle w:val="Compact"/>
+              <w:jc w:val="center"/>
+            </w:pPr>
+            <w:r>
+              <w:t xml:space="preserve">0.070*** (0.019)</w:t>
+            </w:r>
+          </w:p>
+        </w:tc>
+        <w:tc>
+          <w:tcPr/>
+          <w:p>
+            <w:pPr>
+              <w:pStyle w:val="Compact"/>
+              <w:jc w:val="center"/>
+            </w:pPr>
+            <w:r>
+              <w:t xml:space="preserve">0.070*** (0.020)</w:t>
+            </w:r>
+          </w:p>
+        </w:tc>
+        <w:tc>
+          <w:tcPr/>
+          <w:p>
+            <w:pPr>
+              <w:pStyle w:val="Compact"/>
+              <w:jc w:val="center"/>
+            </w:pPr>
+            <w:r>
+              <w:t xml:space="preserve">0.013*** (0.002)</w:t>
+            </w:r>
+          </w:p>
+        </w:tc>
+        <w:tc>
+          <w:tcPr/>
+          <w:p>
+            <w:pPr>
+              <w:pStyle w:val="Compact"/>
+              <w:jc w:val="center"/>
+            </w:pPr>
+            <w:r>
+              <w:t xml:space="preserve">0.014*** (0.003)</w:t>
+            </w:r>
+          </w:p>
+        </w:tc>
+      </w:tr>
+      <w:tr>
+        <w:tc>
+          <w:tcPr/>
+          <w:p>
+            <w:pPr>
+              <w:pStyle w:val="Compact"/>
+            </w:pPr>
+            <w:r>
+              <w:t xml:space="preserve">중국(CN)</w:t>
+            </w:r>
+          </w:p>
+        </w:tc>
+        <w:tc>
+          <w:tcPr/>
+          <w:p>
+            <w:pPr>
+              <w:pStyle w:val="Compact"/>
+              <w:jc w:val="center"/>
+            </w:pPr>
+            <w:r>
+              <w:t xml:space="preserve">−1.321*** (0.370)</w:t>
+            </w:r>
+          </w:p>
+        </w:tc>
+        <w:tc>
+          <w:tcPr/>
+          <w:p>
+            <w:pPr>
+              <w:pStyle w:val="Compact"/>
+              <w:jc w:val="center"/>
+            </w:pPr>
+            <w:r>
+              <w:t xml:space="preserve">−1.321*** (0.330)</w:t>
+            </w:r>
+          </w:p>
+        </w:tc>
+        <w:tc>
+          <w:tcPr/>
+          <w:p>
+            <w:pPr>
+              <w:pStyle w:val="Compact"/>
+              <w:jc w:val="center"/>
+            </w:pPr>
+            <w:r>
+              <w:t xml:space="preserve">−0.241*** (0.040)</w:t>
+            </w:r>
+          </w:p>
+        </w:tc>
+        <w:tc>
+          <w:tcPr/>
+          <w:p>
+            <w:pPr>
+              <w:pStyle w:val="Compact"/>
+              <w:jc w:val="center"/>
+            </w:pPr>
+            <w:r>
+              <w:t xml:space="preserve">−0.242*** (0.062)</w:t>
+            </w:r>
+          </w:p>
+        </w:tc>
+      </w:tr>
+      <w:tr>
+        <w:tc>
+          <w:tcPr/>
+          <w:p>
+            <w:pPr>
+              <w:pStyle w:val="Compact"/>
+            </w:pPr>
+            <w:r>
+              <w:t xml:space="preserve">한국(KR)</w:t>
+            </w:r>
+          </w:p>
+        </w:tc>
+        <w:tc>
+          <w:tcPr/>
+          <w:p>
+            <w:pPr>
+              <w:pStyle w:val="Compact"/>
+              <w:jc w:val="center"/>
+            </w:pPr>
+            <w:r>
+              <w:t xml:space="preserve">0.089 (0.570)</w:t>
+            </w:r>
+          </w:p>
+        </w:tc>
+        <w:tc>
+          <w:tcPr/>
+          <w:p>
+            <w:pPr>
+              <w:pStyle w:val="Compact"/>
+              <w:jc w:val="center"/>
+            </w:pPr>
+            <w:r>
+              <w:t xml:space="preserve">0.089 (0.630)</w:t>
+            </w:r>
+          </w:p>
+        </w:tc>
+        <w:tc>
+          <w:tcPr/>
+          <w:p>
+            <w:pPr>
+              <w:pStyle w:val="Compact"/>
+              <w:jc w:val="center"/>
+            </w:pPr>
+            <w:r>
+              <w:t xml:space="preserve">0.017 (0.059)</w:t>
+            </w:r>
+          </w:p>
+        </w:tc>
+        <w:tc>
+          <w:tcPr/>
+          <w:p>
+            <w:pPr>
+              <w:pStyle w:val="Compact"/>
+              <w:jc w:val="center"/>
+            </w:pPr>
+            <w:r>
+              <w:t xml:space="preserve">0.017 (0.094)</w:t>
+            </w:r>
+          </w:p>
+        </w:tc>
+      </w:tr>
+      <w:tr>
+        <w:tc>
+          <w:tcPr/>
+          <w:p>
+            <w:pPr>
+              <w:pStyle w:val="Compact"/>
+            </w:pPr>
+            <w:r>
+              <w:t xml:space="preserve">대만(TW)</w:t>
+            </w:r>
+          </w:p>
+        </w:tc>
+        <w:tc>
+          <w:tcPr/>
+          <w:p>
+            <w:pPr>
+              <w:pStyle w:val="Compact"/>
+              <w:jc w:val="center"/>
+            </w:pPr>
+            <w:r>
+              <w:t xml:space="preserve">0.102 (0.510)</w:t>
+            </w:r>
+          </w:p>
+        </w:tc>
+        <w:tc>
+          <w:tcPr/>
+          <w:p>
+            <w:pPr>
+              <w:pStyle w:val="Compact"/>
+              <w:jc w:val="center"/>
+            </w:pPr>
+            <w:r>
+              <w:t xml:space="preserve">0.102 (0.544)</w:t>
+            </w:r>
+          </w:p>
+        </w:tc>
+        <w:tc>
+          <w:tcPr/>
+          <w:p>
+            <w:pPr>
+              <w:pStyle w:val="Compact"/>
+              <w:jc w:val="center"/>
+            </w:pPr>
+            <w:r>
+              <w:t xml:space="preserve">0.016 (0.051)</w:t>
+            </w:r>
+          </w:p>
+        </w:tc>
+        <w:tc>
+          <w:tcPr/>
+          <w:p>
+            <w:pPr>
+              <w:pStyle w:val="Compact"/>
+              <w:jc w:val="center"/>
+            </w:pPr>
+            <w:r>
+              <w:t xml:space="preserve">0.021 (0.083)</w:t>
+            </w:r>
+          </w:p>
+        </w:tc>
+      </w:tr>
+      <w:tr>
+        <w:tc>
+          <w:tcPr/>
+          <w:p>
+            <w:pPr>
+              <w:pStyle w:val="Compact"/>
+            </w:pPr>
+            <w:r>
+              <w:t xml:space="preserve">일본(JP)</w:t>
+            </w:r>
+          </w:p>
+        </w:tc>
+        <w:tc>
+          <w:tcPr/>
+          <w:p>
+            <w:pPr>
+              <w:pStyle w:val="Compact"/>
+              <w:jc w:val="center"/>
+            </w:pPr>
+            <w:r>
+              <w:t xml:space="preserve">1.737** (0.845)</w:t>
+            </w:r>
+          </w:p>
+        </w:tc>
+        <w:tc>
+          <w:tcPr/>
+          <w:p>
+            <w:pPr>
+              <w:pStyle w:val="Compact"/>
+              <w:jc w:val="center"/>
+            </w:pPr>
+            <w:r>
+              <w:t xml:space="preserve">1.737 (1.328)</w:t>
+            </w:r>
+          </w:p>
+        </w:tc>
+        <w:tc>
+          <w:tcPr/>
+          <w:p>
+            <w:pPr>
+              <w:pStyle w:val="Compact"/>
+              <w:jc w:val="center"/>
+            </w:pPr>
+            <w:r>
+              <w:t xml:space="preserve">0.280*** (0.080)</w:t>
+            </w:r>
+          </w:p>
+        </w:tc>
+        <w:tc>
+          <w:tcPr/>
+          <w:p>
+            <w:pPr>
+              <w:pStyle w:val="Compact"/>
+              <w:jc w:val="center"/>
+            </w:pPr>
+            <w:r>
+              <w:t xml:space="preserve">0.239* (0.133)</w:t>
+            </w:r>
+          </w:p>
+        </w:tc>
+      </w:tr>
+      <w:tr>
+        <w:tc>
+          <w:tcPr/>
+          <w:p>
+            <w:pPr>
+              <w:pStyle w:val="Compact"/>
+            </w:pPr>
+            <w:r>
+              <w:t xml:space="preserve">EPO(EP)</w:t>
+            </w:r>
+          </w:p>
+        </w:tc>
+        <w:tc>
+          <w:tcPr/>
+          <w:p>
+            <w:pPr>
+              <w:pStyle w:val="Compact"/>
+              <w:jc w:val="center"/>
+            </w:pPr>
+            <w:r>
+              <w:t xml:space="preserve">−0.032 (0.487)</w:t>
+            </w:r>
+          </w:p>
+        </w:tc>
+        <w:tc>
+          <w:tcPr/>
+          <w:p>
+            <w:pPr>
+              <w:pStyle w:val="Compact"/>
+              <w:jc w:val="center"/>
+            </w:pPr>
+            <w:r>
+              <w:t xml:space="preserve">−0.032 (0.453)</w:t>
+            </w:r>
+          </w:p>
+        </w:tc>
+        <w:tc>
+          <w:tcPr/>
+          <w:p>
+            <w:pPr>
+              <w:pStyle w:val="Compact"/>
+              <w:jc w:val="center"/>
+            </w:pPr>
+            <w:r>
+              <w:t xml:space="preserve">−0.005 (0.050)</w:t>
+            </w:r>
+          </w:p>
+        </w:tc>
+        <w:tc>
+          <w:tcPr/>
+          <w:p>
+            <w:pPr>
+              <w:pStyle w:val="Compact"/>
+              <w:jc w:val="center"/>
+            </w:pPr>
+            <w:r>
+              <w:t xml:space="preserve">−0.007 (0.080)</w:t>
+            </w:r>
+          </w:p>
+        </w:tc>
+      </w:tr>
+      <w:tr>
+        <w:tc>
+          <w:tcPr/>
+          <w:p>
+            <w:pPr>
+              <w:pStyle w:val="Compact"/>
+            </w:pPr>
+            <w:r>
+              <w:t xml:space="preserve">PCT(WO)</w:t>
+            </w:r>
+          </w:p>
+        </w:tc>
+        <w:tc>
+          <w:tcPr/>
+          <w:p>
+            <w:pPr>
+              <w:pStyle w:val="Compact"/>
+              <w:jc w:val="center"/>
+            </w:pPr>
+            <w:r>
+              <w:t xml:space="preserve">−1.071** (0.432)</w:t>
+            </w:r>
+          </w:p>
+        </w:tc>
+        <w:tc>
+          <w:tcPr/>
+          <w:p>
+            <w:pPr>
+              <w:pStyle w:val="Compact"/>
+              <w:jc w:val="center"/>
+            </w:pPr>
+            <w:r>
+              <w:t xml:space="preserve">−1.071*** (0.399)</w:t>
+            </w:r>
+          </w:p>
+        </w:tc>
+        <w:tc>
+          <w:tcPr/>
+          <w:p>
+            <w:pPr>
+              <w:pStyle w:val="Compact"/>
+              <w:jc w:val="center"/>
+            </w:pPr>
+            <w:r>
+              <w:t xml:space="preserve">−0.193*** (0.047)</w:t>
+            </w:r>
+          </w:p>
+        </w:tc>
+        <w:tc>
+          <w:tcPr/>
+          <w:p>
+            <w:pPr>
+              <w:pStyle w:val="Compact"/>
+              <w:jc w:val="center"/>
+            </w:pPr>
+            <w:r>
+              <w:t xml:space="preserve">−0.191*** (0.073)</w:t>
+            </w:r>
+          </w:p>
+        </w:tc>
+      </w:tr>
+      <w:tr>
+        <w:tc>
+          <w:tcPr/>
+          <w:p>
+            <w:pPr>
+              <w:pStyle w:val="Compact"/>
+            </w:pPr>
+            <w:r>
+              <w:t xml:space="preserve">기타</w:t>
+            </w:r>
+          </w:p>
+        </w:tc>
+        <w:tc>
+          <w:tcPr/>
+          <w:p>
+            <w:pPr>
+              <w:pStyle w:val="Compact"/>
+              <w:jc w:val="center"/>
+            </w:pPr>
+            <w:r>
+              <w:t xml:space="preserve">0.124 (1.029)</w:t>
+            </w:r>
+          </w:p>
+        </w:tc>
+        <w:tc>
+          <w:tcPr/>
+          <w:p>
+            <w:pPr>
+              <w:pStyle w:val="Compact"/>
+              <w:jc w:val="center"/>
+            </w:pPr>
+            <w:r>
+              <w:t xml:space="preserve">0.124 (1.556)</w:t>
+            </w:r>
+          </w:p>
+        </w:tc>
+        <w:tc>
+          <w:tcPr/>
+          <w:p>
+            <w:pPr>
+              <w:pStyle w:val="Compact"/>
+              <w:jc w:val="center"/>
+            </w:pPr>
+            <w:r>
+              <w:t xml:space="preserve">0.024 (0.106)</w:t>
+            </w:r>
+          </w:p>
+        </w:tc>
+        <w:tc>
+          <w:tcPr/>
+          <w:p>
+            <w:pPr>
+              <w:pStyle w:val="Compact"/>
+              <w:jc w:val="center"/>
+            </w:pPr>
+            <w:r>
+              <w:t xml:space="preserve">0.056 (0.171)</w:t>
+            </w:r>
+          </w:p>
+        </w:tc>
+      </w:tr>
+      <w:tr>
+        <w:tc>
+          <w:tcPr/>
+          <w:p>
+            <w:pPr>
+              <w:pStyle w:val="Compact"/>
+            </w:pPr>
+            <w:r>
+              <w:t xml:space="preserve">상수</w:t>
+            </w:r>
+          </w:p>
+        </w:tc>
+        <w:tc>
+          <w:tcPr/>
+          <w:p>
+            <w:pPr>
+              <w:pStyle w:val="Compact"/>
+              <w:jc w:val="center"/>
+            </w:pPr>
+            <w:r>
+              <w:t xml:space="preserve">2.506*** (0.944)</w:t>
+            </w:r>
+          </w:p>
+        </w:tc>
+        <w:tc>
+          <w:tcPr/>
+          <w:p>
+            <w:pPr>
+              <w:pStyle w:val="Compact"/>
+              <w:jc w:val="center"/>
+            </w:pPr>
+            <w:r>
+              <w:t xml:space="preserve">2.506** (1.046)</w:t>
+            </w:r>
+          </w:p>
+        </w:tc>
+        <w:tc>
+          <w:tcPr/>
+          <w:p>
+            <w:pPr>
+              <w:pStyle w:val="Compact"/>
+              <w:jc w:val="center"/>
+            </w:pPr>
+            <w:r>
+              <w:t xml:space="preserve">1.143*** (0.107)</w:t>
+            </w:r>
+          </w:p>
+        </w:tc>
+        <w:tc>
+          <w:tcPr/>
+          <w:p>
+            <w:pPr>
+              <w:pStyle w:val="Compact"/>
+              <w:jc w:val="center"/>
+            </w:pPr>
+            <w:r>
+              <w:t xml:space="preserve">1.069*** (0.175)</w:t>
+            </w:r>
+          </w:p>
+        </w:tc>
+      </w:tr>
+      <w:tr>
+        <w:tc>
+          <w:tcPr/>
+          <w:p>
+            <w:pPr>
+              <w:pStyle w:val="Compact"/>
+            </w:pPr>
+            <w:r>
+              <w:t xml:space="preserve">ln(α)</w:t>
+            </w:r>
+          </w:p>
+        </w:tc>
+        <w:tc>
+          <w:tcPr/>
+          <w:p>
+            <w:pPr>
+              <w:pStyle w:val="Compact"/>
+            </w:pPr>
+          </w:p>
+        </w:tc>
+        <w:tc>
+          <w:tcPr/>
+          <w:p>
+            <w:pPr>
+              <w:pStyle w:val="Compact"/>
+            </w:pPr>
+          </w:p>
+        </w:tc>
+        <w:tc>
+          <w:tcPr/>
+          <w:p>
+            <w:pPr>
+              <w:pStyle w:val="Compact"/>
+            </w:pPr>
+          </w:p>
+        </w:tc>
+        <w:tc>
+          <w:tcPr/>
+          <w:p>
+            <w:pPr>
+              <w:pStyle w:val="Compact"/>
+              <w:jc w:val="center"/>
+            </w:pPr>
+            <w:r>
+              <w:t xml:space="preserve">−1.316*** (0.076)</w:t>
+            </w:r>
+          </w:p>
+        </w:tc>
+      </w:tr>
+      <w:tr>
+        <w:tc>
+          <w:tcPr/>
+          <w:p>
+            <w:pPr>
+              <w:pStyle w:val="Compact"/>
+            </w:pPr>
+            <w:r>
+              <w:t xml:space="preserve">R²</w:t>
+            </w:r>
+          </w:p>
+        </w:tc>
+        <w:tc>
+          <w:tcPr/>
+          <w:p>
+            <w:pPr>
+              <w:pStyle w:val="Compact"/>
+              <w:jc w:val="center"/>
+            </w:pPr>
+            <w:r>
+              <w:t xml:space="preserve">0.033</w:t>
+            </w:r>
+          </w:p>
+        </w:tc>
+        <w:tc>
+          <w:tcPr/>
+          <w:p>
+            <w:pPr>
+              <w:pStyle w:val="Compact"/>
+              <w:jc w:val="center"/>
+            </w:pPr>
+            <w:r>
+              <w:t xml:space="preserve">0.033</w:t>
+            </w:r>
+          </w:p>
+        </w:tc>
+        <w:tc>
+          <w:tcPr/>
+          <w:p>
+            <w:pPr>
+              <w:pStyle w:val="Compact"/>
+              <w:jc w:val="center"/>
+            </w:pPr>
+            <w:r>
+              <w:t xml:space="preserve">—</w:t>
+            </w:r>
+          </w:p>
+        </w:tc>
+        <w:tc>
+          <w:tcPr/>
+          <w:p>
+            <w:pPr>
+              <w:pStyle w:val="Compact"/>
+              <w:jc w:val="center"/>
+            </w:pPr>
+            <w:r>
+              <w:t xml:space="preserve">—</w:t>
+            </w:r>
+          </w:p>
+        </w:tc>
+      </w:tr>
+      <w:tr>
+        <w:tc>
+          <w:tcPr/>
+          <w:p>
+            <w:pPr>
+              <w:pStyle w:val="Compact"/>
+            </w:pPr>
+            <w:r>
+              <w:t xml:space="preserve">AIC</w:t>
+            </w:r>
+          </w:p>
+        </w:tc>
+        <w:tc>
+          <w:tcPr/>
+          <w:p>
+            <w:pPr>
+              <w:pStyle w:val="Compact"/>
+              <w:jc w:val="center"/>
+            </w:pPr>
+            <w:r>
+              <w:t xml:space="preserve">5,224.9</w:t>
+            </w:r>
+          </w:p>
+        </w:tc>
+        <w:tc>
+          <w:tcPr/>
+          <w:p>
+            <w:pPr>
+              <w:pStyle w:val="Compact"/>
+              <w:jc w:val="center"/>
+            </w:pPr>
+            <w:r>
+              <w:t xml:space="preserve">5,224.9</w:t>
+            </w:r>
+          </w:p>
+        </w:tc>
+        <w:tc>
+          <w:tcPr/>
+          <w:p>
+            <w:pPr>
+              <w:pStyle w:val="Compact"/>
+              <w:jc w:val="center"/>
+            </w:pPr>
+            <w:r>
+              <w:t xml:space="preserve">5,477.2</w:t>
+            </w:r>
+          </w:p>
+        </w:tc>
+        <w:tc>
+          <w:tcPr/>
+          <w:p>
+            <w:pPr>
+              <w:pStyle w:val="Compact"/>
+              <w:jc w:val="center"/>
+            </w:pPr>
+            <w:r>
+              <w:t xml:space="preserve">4,883.0</w:t>
+            </w:r>
+          </w:p>
+        </w:tc>
+      </w:tr>
+    </w:tbl>
     <w:p>
       <w:pPr>
         <w:pStyle w:val="BodyText"/>
